--- a/courts/tenth-circuit/oklahoma/federal/bankruptcy-eastern-district/motion-brief/usage/OUTPUT-motion-brief.docx
+++ b/courts/tenth-circuit/oklahoma/federal/bankruptcy-eastern-district/motion-brief/usage/OUTPUT-motion-brief.docx
@@ -504,7 +504,23 @@
         <w:pStyle w:val="BodyText"/>
       </w:pPr>
       <w:r>
-        <w:t xml:space="preserve">Russell and Alisha Brooks, 1011 Mattox Lane, Sallisaw, OK 74955</w:t>
+        <w:t xml:space="preserve">Russell and Alisha Brooks</w:t>
+      </w:r>
+    </w:p>
+    <w:p>
+      <w:pPr>
+        <w:pStyle w:val="BodyText"/>
+      </w:pPr>
+      <w:r>
+        <w:t xml:space="preserve">1011 Mattox Lane</w:t>
+      </w:r>
+    </w:p>
+    <w:p>
+      <w:pPr>
+        <w:pStyle w:val="BodyText"/>
+      </w:pPr>
+      <w:r>
+        <w:t xml:space="preserve">Sallisaw, OK 74955</w:t>
       </w:r>
     </w:p>
     <w:p>
@@ -520,10 +536,73 @@
     <w:p>
       <w:pPr>
         <w:pStyle w:val="SigBlock"/>
+        <w:keepNext/>
         <w:spacing w:before="96"/>
       </w:pPr>
       <w:r>
         <w:t xml:space="preserve">William Mark Bonney, Trustee OBA #12221</w:t>
+      </w:r>
+    </w:p>
+    <w:p>
+      <w:pPr>
+        <w:pStyle w:val="SigBlock"/>
+        <w:keepNext/>
+      </w:pPr>
+      <w:r>
+        <w:t xml:space="preserve">Jacob R. Parker, OBA #32848</w:t>
+      </w:r>
+    </w:p>
+    <w:p>
+      <w:pPr>
+        <w:pStyle w:val="SigBlock"/>
+        <w:keepNext/>
+      </w:pPr>
+      <w:r>
+        <w:t xml:space="preserve">Office of the Standing Chapter 13 Trustee</w:t>
+      </w:r>
+    </w:p>
+    <w:p>
+      <w:pPr>
+        <w:pStyle w:val="SigBlock"/>
+        <w:keepNext/>
+      </w:pPr>
+      <w:r>
+        <w:t xml:space="preserve">P.O. Box 1548</w:t>
+      </w:r>
+    </w:p>
+    <w:p>
+      <w:pPr>
+        <w:pStyle w:val="SigBlock"/>
+        <w:keepNext/>
+      </w:pPr>
+      <w:r>
+        <w:t xml:space="preserve">Muskogee, OK 74402-1548</w:t>
+      </w:r>
+    </w:p>
+    <w:p>
+      <w:pPr>
+        <w:pStyle w:val="SigBlock"/>
+        <w:keepNext/>
+      </w:pPr>
+      <w:r>
+        <w:t xml:space="preserve">Tele: (918)683-3840</w:t>
+      </w:r>
+    </w:p>
+    <w:p>
+      <w:pPr>
+        <w:pStyle w:val="SigBlock"/>
+        <w:keepNext/>
+      </w:pPr>
+      <w:r>
+        <w:t xml:space="preserve">Fax: (918)683-3302</w:t>
+      </w:r>
+    </w:p>
+    <w:p>
+      <w:pPr>
+        <w:pStyle w:val="SigBlock"/>
+      </w:pPr>
+      <w:r>
+        <w:t xml:space="preserve">trustee@edok13.com</w:t>
       </w:r>
     </w:p>
     <w:sectPr>

--- a/courts/tenth-circuit/oklahoma/federal/bankruptcy-eastern-district/motion-brief/usage/OUTPUT-motion-brief.docx
+++ b/courts/tenth-circuit/oklahoma/federal/bankruptcy-eastern-district/motion-brief/usage/OUTPUT-motion-brief.docx
@@ -4,23 +4,32 @@
   <w:body>
     <w:p>
       <w:pPr>
-        <w:pStyle w:val="Centered"/>
+        <w:keepNext/>
+        <w:keepLines/>
+        <w:spacing w:before="0" w:after="0" w:line="276" w:lineRule="exact"/>
+        <w:ind w:left="0" w:firstLine="0"/>
+        <w:jc w:val="center"/>
       </w:pPr>
       <w:r>
         <w:rPr>
           <w:b/>
+          <w:bCs/>
         </w:rPr>
         <w:t xml:space="preserve">IN THE UNITED STATES BANKRUPTCY COURT</w:t>
       </w:r>
     </w:p>
     <w:p>
       <w:pPr>
-        <w:pStyle w:val="Centered"/>
-        <w:spacing w:after="432"/>
+        <w:keepNext/>
+        <w:keepLines/>
+        <w:spacing w:before="0" w:after="552" w:line="276" w:lineRule="exact"/>
+        <w:ind w:left="0" w:firstLine="0"/>
+        <w:jc w:val="center"/>
       </w:pPr>
       <w:r>
         <w:rPr>
           <w:b/>
+          <w:bCs/>
         </w:rPr>
         <w:t xml:space="preserve">FOR THE EASTERN DISTRICT OF OKLAHOMA</w:t>
       </w:r>
@@ -28,34 +37,38 @@
     <w:tbl>
       <w:tblPr>
         <w:tblW w:w="9360" w:type="dxa"/>
-        <w:tblBorders>
-          <w:top w:val="nil"/>
-          <w:left w:val="nil"/>
-          <w:bottom w:val="nil"/>
-          <w:right w:val="nil"/>
-          <w:insideH w:val="nil"/>
-          <w:insideV w:val="nil"/>
-        </w:tblBorders>
         <w:tblLayout w:type="fixed"/>
         <w:tblCellMar>
+          <w:top w:w="0" w:type="dxa"/>
           <w:left w:w="0" w:type="dxa"/>
+          <w:bottom w:w="0" w:type="dxa"/>
           <w:right w:w="0" w:type="dxa"/>
         </w:tblCellMar>
+        <w:tblLook w:val="0000" w:firstRow="0" w:lastRow="0" w:firstColumn="0" w:lastColumn="0" w:noHBand="0" w:noVBand="0"/>
       </w:tblPr>
       <w:tblGrid>
         <w:gridCol w:w="5040"/>
         <w:gridCol w:w="4320"/>
       </w:tblGrid>
       <w:tr>
+        <w:trPr>
+          <w:cantSplit/>
+        </w:trPr>
         <w:tc>
           <w:tcPr>
             <w:tcW w:w="5040" w:type="dxa"/>
+            <w:tcBorders>
+              <w:right w:val="single" w:sz="6" w:space="0" w:color="000000"/>
+            </w:tcBorders>
+            <w:tcMar>
+              <w:right w:w="288" w:type="dxa"/>
+            </w:tcMar>
           </w:tcPr>
           <w:p>
             <w:pPr>
-              <w:pStyle w:val="Single"/>
-              <w:spacing w:after="216"/>
-              <w:ind w:right="288"/>
+              <w:spacing w:before="0" w:after="0" w:line="276" w:lineRule="exact"/>
+              <w:ind w:left="0" w:firstLine="0"/>
+              <w:jc w:val="left"/>
             </w:pPr>
             <w:r>
               <w:t xml:space="preserve">In re:</w:t>
@@ -63,9 +76,16 @@
           </w:p>
           <w:p>
             <w:pPr>
-              <w:pStyle w:val="Single"/>
-              <w:spacing w:after="48"/>
-              <w:ind w:left="720" w:right="288"/>
+              <w:spacing w:before="0" w:after="0" w:line="276" w:lineRule="exact"/>
+              <w:ind w:left="0" w:firstLine="0"/>
+              <w:jc w:val="left"/>
+            </w:pPr>
+          </w:p>
+          <w:p>
+            <w:pPr>
+              <w:spacing w:before="0" w:after="0" w:line="276" w:lineRule="exact"/>
+              <w:ind w:left="720" w:firstLine="0"/>
+              <w:jc w:val="left"/>
             </w:pPr>
             <w:r>
               <w:t xml:space="preserve">RUSSELL A. BROOKS</w:t>
@@ -73,9 +93,9 @@
           </w:p>
           <w:p>
             <w:pPr>
-              <w:pStyle w:val="Single"/>
-              <w:spacing w:after="48"/>
-              <w:ind w:left="720" w:right="288"/>
+              <w:spacing w:before="0" w:after="0" w:line="276" w:lineRule="exact"/>
+              <w:ind w:left="720" w:firstLine="0"/>
+              <w:jc w:val="left"/>
             </w:pPr>
             <w:r>
               <w:t xml:space="preserve">ALISHA D. BROOKS</w:t>
@@ -83,8 +103,9 @@
           </w:p>
           <w:p>
             <w:pPr>
-              <w:pStyle w:val="Single"/>
-              <w:ind w:left="3168" w:right="288"/>
+              <w:spacing w:before="0" w:after="0" w:line="276" w:lineRule="exact"/>
+              <w:ind w:left="3168" w:firstLine="0"/>
+              <w:jc w:val="left"/>
             </w:pPr>
             <w:r>
               <w:t xml:space="preserve">Debtor(s).</w:t>
@@ -94,24 +115,27 @@
         <w:tc>
           <w:tcPr>
             <w:tcW w:w="4320" w:type="dxa"/>
-            <w:tcBorders>
-              <w:left w:val="single" w:sz="6" w:space="0" w:color="000000"/>
-            </w:tcBorders>
+            <w:tcMar>
+              <w:left w:w="432" w:type="dxa"/>
+            </w:tcMar>
           </w:tcPr>
           <w:p>
             <w:pPr>
-              <w:pStyle w:val="Single"/>
-              <w:spacing w:after="288"/>
-              <w:ind w:left="432"/>
+              <w:spacing w:before="0" w:after="0" w:line="276" w:lineRule="exact"/>
+              <w:ind w:left="0" w:firstLine="0"/>
+              <w:jc w:val="left"/>
             </w:pPr>
             <w:r>
-              <w:t xml:space="preserve">Case No. 15-80927</w:t>
+              <w:t xml:space="preserve">Case No. 15</w:t>
+              <w:noBreakHyphen/>
+              <w:t xml:space="preserve">80927</w:t>
             </w:r>
           </w:p>
           <w:p>
             <w:pPr>
-              <w:pStyle w:val="Single"/>
-              <w:ind w:left="432"/>
+              <w:spacing w:before="276" w:after="0" w:line="276" w:lineRule="exact"/>
+              <w:ind w:left="0" w:firstLine="0"/>
+              <w:jc w:val="left"/>
             </w:pPr>
             <w:r>
               <w:t xml:space="preserve">Chapter 13</w:t>
@@ -122,19 +146,121 @@
     </w:tbl>
     <w:p>
       <w:pPr>
-        <w:pStyle w:val="Centered"/>
-        <w:spacing w:before="480" w:after="288"/>
+        <w:keepNext/>
+        <w:keepLines/>
+        <w:spacing w:before="552" w:after="276" w:line="276" w:lineRule="exact"/>
+        <w:ind w:left="0" w:firstLine="0"/>
+        <w:jc w:val="center"/>
       </w:pPr>
       <w:r>
         <w:rPr>
           <w:b/>
-        </w:rPr>
-        <w:t xml:space="preserve">TRUSTEE’S BRIEF IN SUPPORT OF OBJECTION TO CLAIM</w:t>
-      </w:r>
-    </w:p>
-    <w:p>
-      <w:pPr>
-        <w:pStyle w:val="FirstParagraph"/>
+          <w:bCs/>
+        </w:rPr>
+        <w:t xml:space="preserve">TRUSTEE’S</w:t>
+      </w:r>
+      <w:r>
+        <w:rPr>
+          <w:b/>
+          <w:bCs/>
+        </w:rPr>
+        <w:t xml:space="preserve"> </w:t>
+      </w:r>
+      <w:r>
+        <w:rPr>
+          <w:b/>
+          <w:bCs/>
+        </w:rPr>
+        <w:t xml:space="preserve">BRIEF</w:t>
+      </w:r>
+      <w:r>
+        <w:rPr>
+          <w:b/>
+          <w:bCs/>
+        </w:rPr>
+        <w:t xml:space="preserve"> </w:t>
+      </w:r>
+      <w:r>
+        <w:rPr>
+          <w:b/>
+          <w:bCs/>
+        </w:rPr>
+        <w:t xml:space="preserve">IN</w:t>
+      </w:r>
+      <w:r>
+        <w:rPr>
+          <w:b/>
+          <w:bCs/>
+        </w:rPr>
+        <w:t xml:space="preserve"> </w:t>
+      </w:r>
+      <w:r>
+        <w:rPr>
+          <w:b/>
+          <w:bCs/>
+        </w:rPr>
+        <w:t xml:space="preserve">SUPPORT</w:t>
+      </w:r>
+      <w:r>
+        <w:rPr>
+          <w:b/>
+          <w:bCs/>
+        </w:rPr>
+        <w:t xml:space="preserve"> </w:t>
+      </w:r>
+      <w:r>
+        <w:rPr>
+          <w:b/>
+          <w:bCs/>
+        </w:rPr>
+        <w:t xml:space="preserve">OF</w:t>
+      </w:r>
+      <w:r>
+        <w:rPr>
+          <w:b/>
+          <w:bCs/>
+        </w:rPr>
+        <w:t xml:space="preserve"> </w:t>
+      </w:r>
+      <w:r>
+        <w:rPr>
+          <w:b/>
+          <w:bCs/>
+        </w:rPr>
+        <w:t xml:space="preserve">OBJECTION</w:t>
+      </w:r>
+      <w:r>
+        <w:rPr>
+          <w:b/>
+          <w:bCs/>
+        </w:rPr>
+        <w:t xml:space="preserve"> </w:t>
+      </w:r>
+      <w:r>
+        <w:rPr>
+          <w:b/>
+          <w:bCs/>
+        </w:rPr>
+        <w:t xml:space="preserve">TO</w:t>
+      </w:r>
+      <w:r>
+        <w:rPr>
+          <w:b/>
+          <w:bCs/>
+        </w:rPr>
+        <w:t xml:space="preserve"> </w:t>
+      </w:r>
+      <w:r>
+        <w:rPr>
+          <w:b/>
+          <w:bCs/>
+        </w:rPr>
+        <w:t xml:space="preserve">CLAIM</w:t>
+      </w:r>
+    </w:p>
+    <w:p>
+      <w:pPr>
+        <w:pStyle w:val="BodyText"/>
       </w:pPr>
       <w:r>
         <w:t xml:space="preserve">COMES NOW, the Trustee, William Mark Bonney, and for his brief in support of his objection to proof of claim states:</w:t>
@@ -142,17 +268,23 @@
     </w:p>
     <w:p>
       <w:pPr>
-        <w:pStyle w:val="Heading1"/>
-      </w:pPr>
-      <w:bookmarkStart w:id="9" w:name="_facts"/>
-      <w:r>
+        <w:keepNext/>
+        <w:keepLines/>
+        <w:spacing w:before="276" w:after="276" w:line="276" w:lineRule="exact"/>
+        <w:ind w:left="0" w:firstLine="0"/>
+        <w:jc w:val="center"/>
+      </w:pPr>
+      <w:r>
+        <w:rPr>
+          <w:b/>
+          <w:bCs/>
+        </w:rPr>
         <w:t xml:space="preserve">FACTS</w:t>
       </w:r>
-      <w:bookmarkEnd w:id="9"/>
-    </w:p>
-    <w:p>
-      <w:pPr>
-        <w:pStyle w:val="Numbered"/>
+    </w:p>
+    <w:p>
+      <w:pPr>
+        <w:pStyle w:val="BodyText"/>
       </w:pPr>
       <w:r>
         <w:t xml:space="preserve">1. This case was filed on August 29, 2015.</w:t>
@@ -160,7 +292,7 @@
     </w:p>
     <w:p>
       <w:pPr>
-        <w:pStyle w:val="Numbered"/>
+        <w:pStyle w:val="BodyText"/>
       </w:pPr>
       <w:r>
         <w:t xml:space="preserve">2. The claims bar date for this case was January 6, 2016.</w:t>
@@ -168,7 +300,7 @@
     </w:p>
     <w:p>
       <w:pPr>
-        <w:pStyle w:val="Numbered"/>
+        <w:pStyle w:val="BodyText"/>
       </w:pPr>
       <w:r>
         <w:t xml:space="preserve">3. The Debtors filed a modified plan on May 10, 2016 which listed the pre-petition arrears owed to Loan Care, hereinafter Creditor, at zero.</w:t>
@@ -176,7 +308,7 @@
     </w:p>
     <w:p>
       <w:pPr>
-        <w:pStyle w:val="Numbered"/>
+        <w:pStyle w:val="BodyText"/>
       </w:pPr>
       <w:r>
         <w:t xml:space="preserve">4. The Creditor did not object to this modified plan and the plan was confirmed.</w:t>
@@ -184,7 +316,7 @@
     </w:p>
     <w:p>
       <w:pPr>
-        <w:pStyle w:val="Numbered"/>
+        <w:pStyle w:val="BodyText"/>
       </w:pPr>
       <w:r>
         <w:t xml:space="preserve">5. Moreover, the Creditor did not file a proof of claim until June 22, 2016, six months after the bar date had passed.</w:t>
@@ -192,7 +324,7 @@
     </w:p>
     <w:p>
       <w:pPr>
-        <w:pStyle w:val="Numbered"/>
+        <w:pStyle w:val="BodyText"/>
       </w:pPr>
       <w:r>
         <w:t xml:space="preserve">6. The Creditor received full notice of the bar date, and that the modified plan could be confirmed if it did not object.</w:t>
@@ -200,7 +332,7 @@
     </w:p>
     <w:p>
       <w:pPr>
-        <w:pStyle w:val="Numbered"/>
+        <w:pStyle w:val="BodyText"/>
       </w:pPr>
       <w:r>
         <w:t xml:space="preserve">7. The Trustee filed an objection to the Creditor’s proof of claim on October 11, 2016.</w:t>
@@ -208,7 +340,7 @@
     </w:p>
     <w:p>
       <w:pPr>
-        <w:pStyle w:val="Numbered"/>
+        <w:pStyle w:val="BodyText"/>
       </w:pPr>
       <w:r>
         <w:t xml:space="preserve">8. Subsequently, the Creditor filed a response to the Trustee’s objection. In its response, the Creditor alleged no basis in law or fact for denying the Trustee’s objection. Rather, the Creditor simply stated that it had filed the response</w:t>
@@ -234,17 +366,23 @@
     </w:p>
     <w:p>
       <w:pPr>
-        <w:pStyle w:val="Heading1"/>
-      </w:pPr>
-      <w:bookmarkStart w:id="10" w:name="_discussion"/>
-      <w:r>
+        <w:keepNext/>
+        <w:keepLines/>
+        <w:spacing w:before="276" w:after="276" w:line="276" w:lineRule="exact"/>
+        <w:ind w:left="0" w:firstLine="0"/>
+        <w:jc w:val="center"/>
+      </w:pPr>
+      <w:r>
+        <w:rPr>
+          <w:b/>
+          <w:bCs/>
+        </w:rPr>
         <w:t xml:space="preserve">DISCUSSION</w:t>
       </w:r>
-      <w:bookmarkEnd w:id="10"/>
-    </w:p>
-    <w:p>
-      <w:pPr>
-        <w:pStyle w:val="Numbered"/>
+    </w:p>
+    <w:p>
+      <w:pPr>
+        <w:pStyle w:val="BodyText"/>
       </w:pPr>
       <w:r>
         <w:t xml:space="preserve">9. The bankruptcy system is built on deadlines.</w:t>
@@ -265,7 +403,7 @@
     </w:p>
     <w:p>
       <w:pPr>
-        <w:pStyle w:val="Numbered"/>
+        <w:pStyle w:val="BodyText"/>
       </w:pPr>
       <w:r>
         <w:t xml:space="preserve">10. A creditor’s failure to timely file a claim by the bar date, or to object to the confirmation of a Chapter 13 plan, can result in an impairment of that creditor’s rights.</w:t>
@@ -273,7 +411,7 @@
     </w:p>
     <w:p>
       <w:pPr>
-        <w:pStyle w:val="Numbered"/>
+        <w:pStyle w:val="BodyText"/>
       </w:pPr>
       <w:r>
         <w:t xml:space="preserve">11.</w:t>
@@ -300,7 +438,7 @@
     </w:p>
     <w:p>
       <w:pPr>
-        <w:pStyle w:val="Numbered"/>
+        <w:pStyle w:val="BodyText"/>
       </w:pPr>
       <w:r>
         <w:t xml:space="preserve">12. The Creditor failed to timely object to the proposed modified plan. As such, the Creditor</w:t>
@@ -327,7 +465,7 @@
     </w:p>
     <w:p>
       <w:pPr>
-        <w:pStyle w:val="Numbered"/>
+        <w:pStyle w:val="BodyText"/>
       </w:pPr>
       <w:r>
         <w:t xml:space="preserve">13. Also, the Creditor has failed to file a claim by the bar date. Other courts have held that it is necessary for all creditors, both secured and unsecured, to file a timely claim in order for it to be allowed.</w:t>
@@ -348,7 +486,7 @@
     </w:p>
     <w:p>
       <w:pPr>
-        <w:pStyle w:val="Numbered"/>
+        <w:pStyle w:val="BodyText"/>
       </w:pPr>
       <w:r>
         <w:t xml:space="preserve">14. Because the Creditor failed to file a timely claim, and failed to timely object to the modified plan, the Trustee’s objection to claim should be granted.</w:t>
@@ -356,7 +494,7 @@
     </w:p>
     <w:p>
       <w:pPr>
-        <w:pStyle w:val="Numbered"/>
+        <w:pStyle w:val="BodyText"/>
       </w:pPr>
       <w:r>
         <w:t xml:space="preserve">15. The Creditor is only entitled to the principal balance which would have been due on the petition date assuming all payments had been made pre-petition, and the projected escrow shortage. All principal and interest, fees and escrow advanced from the pre-petition arrears should be disallowed.</w:t>
@@ -364,7 +502,7 @@
     </w:p>
     <w:p>
       <w:pPr>
-        <w:pStyle w:val="Numbered"/>
+        <w:pStyle w:val="BodyText"/>
       </w:pPr>
       <w:r>
         <w:t xml:space="preserve">16. As such, the Creditor’s claim should be allowed only in the amount of $114,850.11, and any remaining amount be disallowed.</w:t>
@@ -372,7 +510,7 @@
     </w:p>
     <w:p>
       <w:pPr>
-        <w:pStyle w:val="FirstParagraph"/>
+        <w:pStyle w:val="BodyTextKeep"/>
       </w:pPr>
       <w:r>
         <w:t xml:space="preserve">WHEREFORE, the Trustee urges the Court to grant his objection to proof of claim filed on October 11, 2016.</w:t>
@@ -380,19 +518,264 @@
     </w:p>
     <w:p>
       <w:pPr>
-        <w:pStyle w:val="SigBlock"/>
         <w:keepNext/>
-        <w:spacing w:before="336"/>
-      </w:pPr>
-      <w:r>
-        <w:t xml:space="preserve">Respectfully submitted,</w:t>
-      </w:r>
-    </w:p>
-    <w:p>
-      <w:pPr>
-        <w:pStyle w:val="SigBlock"/>
+        <w:keepLines/>
+        <w:spacing w:before="0" w:after="0" w:line="552" w:lineRule="exact"/>
+        <w:ind w:left="0" w:firstLine="0"/>
+        <w:jc w:val="left"/>
+      </w:pPr>
+    </w:p>
+    <w:tbl>
+      <w:tblPr>
+        <w:tblW w:w="9360" w:type="dxa"/>
+        <w:tblLayout w:type="fixed"/>
+        <w:tblCellMar>
+          <w:top w:w="0" w:type="dxa"/>
+          <w:left w:w="0" w:type="dxa"/>
+          <w:bottom w:w="0" w:type="dxa"/>
+          <w:right w:w="0" w:type="dxa"/>
+        </w:tblCellMar>
+        <w:tblLook w:val="0000" w:firstRow="0" w:lastRow="0" w:firstColumn="0" w:lastColumn="0" w:noHBand="0" w:noVBand="0"/>
+      </w:tblPr>
+      <w:tblGrid>
+        <w:gridCol w:w="9360"/>
+      </w:tblGrid>
+      <w:tr>
+        <w:trPr>
+          <w:cantSplit/>
+        </w:trPr>
+        <w:tc>
+          <w:tcPr>
+            <w:tcW w:w="9360" w:type="dxa"/>
+          </w:tcPr>
+          <w:p>
+            <w:pPr>
+              <w:spacing w:before="0" w:after="0" w:line="276" w:lineRule="exact"/>
+              <w:ind w:left="4680" w:firstLine="0"/>
+              <w:jc w:val="left"/>
+            </w:pPr>
+            <w:r>
+              <w:t xml:space="preserve">Respectfully submitted,</w:t>
+            </w:r>
+          </w:p>
+          <w:p>
+            <w:pPr>
+              <w:spacing w:before="276" w:after="0" w:line="276" w:lineRule="exact"/>
+              <w:ind w:left="4680" w:firstLine="0"/>
+              <w:jc w:val="left"/>
+            </w:pPr>
+            <w:r>
+              <w:t xml:space="preserve">/s/ William Mark Bonney</w:t>
+            </w:r>
+          </w:p>
+          <w:p>
+            <w:pPr>
+              <w:spacing w:before="0" w:after="0" w:line="276" w:lineRule="exact"/>
+              <w:ind w:left="4680" w:firstLine="0"/>
+              <w:jc w:val="left"/>
+            </w:pPr>
+            <w:r>
+              <w:t xml:space="preserve">William Mark Bonney, OBA #12221</w:t>
+            </w:r>
+          </w:p>
+          <w:p>
+            <w:pPr>
+              <w:spacing w:before="0" w:after="0" w:line="276" w:lineRule="exact"/>
+              <w:ind w:left="4680" w:firstLine="0"/>
+              <w:jc w:val="left"/>
+            </w:pPr>
+            <w:r>
+              <w:t xml:space="preserve">Jacob R. Parker, OBA #32848</w:t>
+            </w:r>
+          </w:p>
+          <w:p>
+            <w:pPr>
+              <w:spacing w:before="0" w:after="0" w:line="276" w:lineRule="exact"/>
+              <w:ind w:left="4680" w:firstLine="0"/>
+              <w:jc w:val="left"/>
+            </w:pPr>
+            <w:r>
+              <w:t xml:space="preserve">Office of the Standing Chapter 13 Trustee</w:t>
+            </w:r>
+          </w:p>
+          <w:p>
+            <w:pPr>
+              <w:spacing w:before="0" w:after="0" w:line="276" w:lineRule="exact"/>
+              <w:ind w:left="4680" w:firstLine="0"/>
+              <w:jc w:val="left"/>
+            </w:pPr>
+            <w:r>
+              <w:t xml:space="preserve">215 State Street, STE 1000</w:t>
+            </w:r>
+          </w:p>
+          <w:p>
+            <w:pPr>
+              <w:spacing w:before="0" w:after="0" w:line="276" w:lineRule="exact"/>
+              <w:ind w:left="4680" w:firstLine="0"/>
+              <w:jc w:val="left"/>
+            </w:pPr>
+            <w:r>
+              <w:t xml:space="preserve">P.O. Box 1548</w:t>
+            </w:r>
+          </w:p>
+          <w:p>
+            <w:pPr>
+              <w:spacing w:before="0" w:after="0" w:line="276" w:lineRule="exact"/>
+              <w:ind w:left="4680" w:firstLine="0"/>
+              <w:jc w:val="left"/>
+            </w:pPr>
+            <w:r>
+              <w:t xml:space="preserve">Muskogee, OK 74402</w:t>
+              <w:noBreakHyphen/>
+              <w:t xml:space="preserve">1548</w:t>
+            </w:r>
+          </w:p>
+          <w:p>
+            <w:pPr>
+              <w:spacing w:before="0" w:after="0" w:line="276" w:lineRule="exact"/>
+              <w:ind w:left="4680" w:firstLine="0"/>
+              <w:jc w:val="left"/>
+            </w:pPr>
+            <w:r>
+              <w:t xml:space="preserve">Tel: (918)683</w:t>
+              <w:noBreakHyphen/>
+              <w:t xml:space="preserve">3840</w:t>
+            </w:r>
+          </w:p>
+          <w:p>
+            <w:pPr>
+              <w:spacing w:before="0" w:after="0" w:line="276" w:lineRule="exact"/>
+              <w:ind w:left="4680" w:firstLine="0"/>
+              <w:jc w:val="left"/>
+            </w:pPr>
+            <w:r>
+              <w:t xml:space="preserve">Fax: (918)683</w:t>
+              <w:noBreakHyphen/>
+              <w:t xml:space="preserve">3302</w:t>
+            </w:r>
+          </w:p>
+          <w:p>
+            <w:pPr>
+              <w:spacing w:before="0" w:after="0" w:line="276" w:lineRule="exact"/>
+              <w:ind w:left="4680" w:firstLine="0"/>
+              <w:jc w:val="left"/>
+            </w:pPr>
+            <w:r>
+              <w:t xml:space="preserve">trustee@edok13.com</w:t>
+            </w:r>
+          </w:p>
+        </w:tc>
+      </w:tr>
+    </w:tbl>
+    <w:p>
+      <w:pPr>
         <w:keepNext/>
-        <w:spacing w:before="384"/>
+        <w:keepLines/>
+        <w:spacing w:before="552" w:after="276" w:line="276" w:lineRule="exact"/>
+        <w:ind w:left="0" w:firstLine="0"/>
+        <w:jc w:val="center"/>
+      </w:pPr>
+      <w:r>
+        <w:rPr>
+          <w:b/>
+          <w:bCs/>
+        </w:rPr>
+        <w:t xml:space="preserve">CERTIFICATE OF MAILING</w:t>
+      </w:r>
+    </w:p>
+    <w:p>
+      <w:pPr>
+        <w:pStyle w:val="BodyTextKeep"/>
+      </w:pPr>
+      <w:r>
+        <w:t xml:space="preserve">I, William M. Bonney, do hereby certify that on the February 2, 2017, true and correct copies of the Trustee’s Brief in Support of Objection, was mailed, with proper postage prepaid thereon, to the party or parties not receiving electronic notice as set forth on the attached notice of electronic filing, and to the interested parties listed below:</w:t>
+      </w:r>
+    </w:p>
+    <w:p>
+      <w:pPr>
+        <w:keepNext/>
+        <w:keepLines/>
+        <w:spacing w:before="276" w:after="0" w:line="276" w:lineRule="exact"/>
+        <w:ind w:left="0" w:firstLine="0"/>
+        <w:jc w:val="left"/>
+      </w:pPr>
+      <w:r>
+        <w:t xml:space="preserve">Russell</w:t>
+      </w:r>
+      <w:r>
+        <w:t xml:space="preserve"> </w:t>
+      </w:r>
+      <w:r>
+        <w:t xml:space="preserve">and</w:t>
+      </w:r>
+      <w:r>
+        <w:t xml:space="preserve"> </w:t>
+      </w:r>
+      <w:r>
+        <w:t xml:space="preserve">Alisha</w:t>
+      </w:r>
+      <w:r>
+        <w:t xml:space="preserve"> </w:t>
+      </w:r>
+      <w:r>
+        <w:t xml:space="preserve">Brooks</w:t>
+      </w:r>
+    </w:p>
+    <w:p>
+      <w:pPr>
+        <w:keepNext/>
+        <w:keepLines/>
+        <w:spacing w:before="0" w:after="0" w:line="276" w:lineRule="exact"/>
+        <w:ind w:left="0" w:firstLine="0"/>
+        <w:jc w:val="left"/>
+      </w:pPr>
+      <w:r>
+        <w:t xml:space="preserve">1011</w:t>
+      </w:r>
+      <w:r>
+        <w:t xml:space="preserve"> </w:t>
+      </w:r>
+      <w:r>
+        <w:t xml:space="preserve">Mattox</w:t>
+      </w:r>
+      <w:r>
+        <w:t xml:space="preserve"> </w:t>
+      </w:r>
+      <w:r>
+        <w:t xml:space="preserve">Lane</w:t>
+      </w:r>
+    </w:p>
+    <w:p>
+      <w:pPr>
+        <w:keepNext/>
+        <w:keepLines/>
+        <w:spacing w:before="0" w:after="276" w:line="276" w:lineRule="exact"/>
+        <w:ind w:left="0" w:firstLine="0"/>
+        <w:jc w:val="left"/>
+      </w:pPr>
+      <w:r>
+        <w:t xml:space="preserve">Sallisaw,</w:t>
+      </w:r>
+      <w:r>
+        <w:t xml:space="preserve"> </w:t>
+      </w:r>
+      <w:r>
+        <w:t xml:space="preserve">OK</w:t>
+      </w:r>
+      <w:r>
+        <w:t xml:space="preserve"> </w:t>
+      </w:r>
+      <w:r>
+        <w:t xml:space="preserve">74955</w:t>
+      </w:r>
+    </w:p>
+    <w:p>
+      <w:pPr>
+        <w:keepNext/>
+        <w:keepLines/>
+        <w:spacing w:before="276" w:after="0" w:line="276" w:lineRule="exact"/>
+        <w:ind w:left="4680" w:firstLine="0"/>
+        <w:jc w:val="left"/>
       </w:pPr>
       <w:r>
         <w:t xml:space="preserve">/s/ William Mark Bonney</w:t>
@@ -400,18 +783,23 @@
     </w:p>
     <w:p>
       <w:pPr>
-        <w:pStyle w:val="SigBlock"/>
         <w:keepNext/>
-        <w:spacing w:before="96"/>
-      </w:pPr>
-      <w:r>
-        <w:t xml:space="preserve">William Mark Bonney, OBA #12221</w:t>
-      </w:r>
-    </w:p>
-    <w:p>
-      <w:pPr>
-        <w:pStyle w:val="SigBlock"/>
+        <w:keepLines/>
+        <w:spacing w:before="0" w:after="0" w:line="276" w:lineRule="exact"/>
+        <w:ind w:left="4680" w:firstLine="0"/>
+        <w:jc w:val="left"/>
+      </w:pPr>
+      <w:r>
+        <w:t xml:space="preserve">William Mark Bonney, Trustee OBA #12221</w:t>
+      </w:r>
+    </w:p>
+    <w:p>
+      <w:pPr>
         <w:keepNext/>
+        <w:keepLines/>
+        <w:spacing w:before="0" w:after="0" w:line="276" w:lineRule="exact"/>
+        <w:ind w:left="4680" w:firstLine="0"/>
+        <w:jc w:val="left"/>
       </w:pPr>
       <w:r>
         <w:t xml:space="preserve">Jacob R. Parker, OBA #32848</w:t>
@@ -419,8 +807,11 @@
     </w:p>
     <w:p>
       <w:pPr>
-        <w:pStyle w:val="SigBlock"/>
         <w:keepNext/>
+        <w:keepLines/>
+        <w:spacing w:before="0" w:after="0" w:line="276" w:lineRule="exact"/>
+        <w:ind w:left="4680" w:firstLine="0"/>
+        <w:jc w:val="left"/>
       </w:pPr>
       <w:r>
         <w:t xml:space="preserve">Office of the Standing Chapter 13 Trustee</w:t>
@@ -428,188 +819,73 @@
     </w:p>
     <w:p>
       <w:pPr>
-        <w:pStyle w:val="SigBlock"/>
         <w:keepNext/>
-      </w:pPr>
-      <w:r>
-        <w:t xml:space="preserve">215 State Street, STE 1000</w:t>
-      </w:r>
-    </w:p>
-    <w:p>
-      <w:pPr>
-        <w:pStyle w:val="SigBlock"/>
+        <w:keepLines/>
+        <w:spacing w:before="0" w:after="0" w:line="276" w:lineRule="exact"/>
+        <w:ind w:left="4680" w:firstLine="0"/>
+        <w:jc w:val="left"/>
+      </w:pPr>
+      <w:r>
+        <w:t xml:space="preserve">P.O. Box 1548</w:t>
+      </w:r>
+    </w:p>
+    <w:p>
+      <w:pPr>
         <w:keepNext/>
-      </w:pPr>
-      <w:r>
-        <w:t xml:space="preserve">P.O. Box 1548</w:t>
-      </w:r>
-    </w:p>
-    <w:p>
-      <w:pPr>
-        <w:pStyle w:val="SigBlock"/>
+        <w:keepLines/>
+        <w:spacing w:before="0" w:after="0" w:line="276" w:lineRule="exact"/>
+        <w:ind w:left="4680" w:firstLine="0"/>
+        <w:jc w:val="left"/>
+      </w:pPr>
+      <w:r>
+        <w:t xml:space="preserve">Muskogee, OK 74402</w:t>
+        <w:noBreakHyphen/>
+        <w:t xml:space="preserve">1548</w:t>
+      </w:r>
+    </w:p>
+    <w:p>
+      <w:pPr>
         <w:keepNext/>
-      </w:pPr>
-      <w:r>
-        <w:t xml:space="preserve">Muskogee, OK 74402-1548</w:t>
-      </w:r>
-    </w:p>
-    <w:p>
-      <w:pPr>
-        <w:pStyle w:val="SigBlock"/>
+        <w:keepLines/>
+        <w:spacing w:before="0" w:after="0" w:line="276" w:lineRule="exact"/>
+        <w:ind w:left="4680" w:firstLine="0"/>
+        <w:jc w:val="left"/>
+      </w:pPr>
+      <w:r>
+        <w:t xml:space="preserve">Tele: (918)683</w:t>
+        <w:noBreakHyphen/>
+        <w:t xml:space="preserve">3840</w:t>
+      </w:r>
+    </w:p>
+    <w:p>
+      <w:pPr>
         <w:keepNext/>
-      </w:pPr>
-      <w:r>
-        <w:t xml:space="preserve">Tel: (918)683-3840</w:t>
-      </w:r>
-    </w:p>
-    <w:p>
-      <w:pPr>
-        <w:pStyle w:val="SigBlock"/>
-        <w:keepNext/>
-      </w:pPr>
-      <w:r>
-        <w:t xml:space="preserve">Fax: (918)683-3302</w:t>
-      </w:r>
-    </w:p>
-    <w:p>
-      <w:pPr>
-        <w:pStyle w:val="SigBlock"/>
+        <w:keepLines/>
+        <w:spacing w:before="0" w:after="0" w:line="276" w:lineRule="exact"/>
+        <w:ind w:left="4680" w:firstLine="0"/>
+        <w:jc w:val="left"/>
+      </w:pPr>
+      <w:r>
+        <w:t xml:space="preserve">Fax: (918)683</w:t>
+        <w:noBreakHyphen/>
+        <w:t xml:space="preserve">3302</w:t>
+      </w:r>
+    </w:p>
+    <w:p>
+      <w:pPr>
+        <w:keepLines/>
+        <w:spacing w:before="0" w:after="0" w:line="276" w:lineRule="exact"/>
+        <w:ind w:left="4680" w:firstLine="0"/>
+        <w:jc w:val="left"/>
       </w:pPr>
       <w:r>
         <w:t xml:space="preserve">trustee@edok13.com</w:t>
       </w:r>
     </w:p>
-    <w:p>
-      <w:pPr>
-        <w:pStyle w:val="Centered"/>
-        <w:spacing w:before="336" w:after="288"/>
-      </w:pPr>
-      <w:r>
-        <w:rPr>
-          <w:b/>
-        </w:rPr>
-        <w:t xml:space="preserve">CERTIFICATE OF MAILING</w:t>
-      </w:r>
-    </w:p>
-    <w:p>
-      <w:pPr>
-        <w:pStyle w:val="BodyText"/>
-      </w:pPr>
-      <w:r>
-        <w:t xml:space="preserve">I, William M. Bonney, do hereby certify that on the February 2, 2017, true and correct copies of the Trustee’s Brief in Support of Objection, was mailed, with proper postage prepaid thereon, to the party or parties not receiving electronic notice as set forth on the attached notice of electronic filing, and to the interested parties listed below:</w:t>
-      </w:r>
-    </w:p>
-    <w:p>
-      <w:pPr>
-        <w:pStyle w:val="BodyText"/>
-      </w:pPr>
-      <w:r>
-        <w:t xml:space="preserve">Russell and Alisha Brooks</w:t>
-      </w:r>
-    </w:p>
-    <w:p>
-      <w:pPr>
-        <w:pStyle w:val="BodyText"/>
-      </w:pPr>
-      <w:r>
-        <w:t xml:space="preserve">1011 Mattox Lane</w:t>
-      </w:r>
-    </w:p>
-    <w:p>
-      <w:pPr>
-        <w:pStyle w:val="BodyText"/>
-      </w:pPr>
-      <w:r>
-        <w:t xml:space="preserve">Sallisaw, OK 74955</w:t>
-      </w:r>
-    </w:p>
-    <w:p>
-      <w:pPr>
-        <w:pStyle w:val="SigBlock"/>
-        <w:keepNext/>
-        <w:spacing w:before="240"/>
-      </w:pPr>
-      <w:r>
-        <w:t xml:space="preserve">/s/ William Mark Bonney</w:t>
-      </w:r>
-    </w:p>
-    <w:p>
-      <w:pPr>
-        <w:pStyle w:val="SigBlock"/>
-        <w:keepNext/>
-        <w:spacing w:before="96"/>
-      </w:pPr>
-      <w:r>
-        <w:t xml:space="preserve">William Mark Bonney, Trustee OBA #12221</w:t>
-      </w:r>
-    </w:p>
-    <w:p>
-      <w:pPr>
-        <w:pStyle w:val="SigBlock"/>
-        <w:keepNext/>
-      </w:pPr>
-      <w:r>
-        <w:t xml:space="preserve">Jacob R. Parker, OBA #32848</w:t>
-      </w:r>
-    </w:p>
-    <w:p>
-      <w:pPr>
-        <w:pStyle w:val="SigBlock"/>
-        <w:keepNext/>
-      </w:pPr>
-      <w:r>
-        <w:t xml:space="preserve">Office of the Standing Chapter 13 Trustee</w:t>
-      </w:r>
-    </w:p>
-    <w:p>
-      <w:pPr>
-        <w:pStyle w:val="SigBlock"/>
-        <w:keepNext/>
-      </w:pPr>
-      <w:r>
-        <w:t xml:space="preserve">P.O. Box 1548</w:t>
-      </w:r>
-    </w:p>
-    <w:p>
-      <w:pPr>
-        <w:pStyle w:val="SigBlock"/>
-        <w:keepNext/>
-      </w:pPr>
-      <w:r>
-        <w:t xml:space="preserve">Muskogee, OK 74402-1548</w:t>
-      </w:r>
-    </w:p>
-    <w:p>
-      <w:pPr>
-        <w:pStyle w:val="SigBlock"/>
-        <w:keepNext/>
-      </w:pPr>
-      <w:r>
-        <w:t xml:space="preserve">Tele: (918)683-3840</w:t>
-      </w:r>
-    </w:p>
-    <w:p>
-      <w:pPr>
-        <w:pStyle w:val="SigBlock"/>
-        <w:keepNext/>
-      </w:pPr>
-      <w:r>
-        <w:t xml:space="preserve">Fax: (918)683-3302</w:t>
-      </w:r>
-    </w:p>
-    <w:p>
-      <w:pPr>
-        <w:pStyle w:val="SigBlock"/>
-      </w:pPr>
-      <w:r>
-        <w:t xml:space="preserve">trustee@edok13.com</w:t>
-      </w:r>
-    </w:p>
     <w:sectPr>
-      <w:footerReference w:type="default" r:id="rIdOkebFooter"/>
+      <w:footerReference w:type="default" r:id="rIdFooter1"/>
       <w:pgSz w:w="12240" w:h="15840"/>
       <w:pgMar w:top="1440" w:right="1440" w:bottom="1440" w:left="1440" w:header="720" w:footer="720" w:gutter="0"/>
-      <w:cols w:space="720"/>
     </w:sectPr>
   </w:body>
 </w:document>
@@ -623,7 +899,7 @@
 <w:ftr xmlns:w="http://schemas.openxmlformats.org/wordprocessingml/2006/main" xmlns:r="http://schemas.openxmlformats.org/officeDocument/2006/relationships">
   <w:p>
     <w:pPr>
-      <w:pStyle w:val="Footer"/>
+      <w:jc w:val="center"/>
     </w:pPr>
     <w:r>
       <w:fldChar w:fldCharType="begin"/>
@@ -752,7 +1028,7 @@
   <w:docDefaults>
     <w:rPrDefault>
       <w:rPr>
-        <w:rFonts w:ascii="EB Garamond" w:hAnsi="EB Garamond" w:eastAsia="EB Garamond" w:cs="EB Garamond"/>
+        <w:rFonts w:ascii="Times New Roman" w:hAnsi="Times New Roman" w:eastAsia="Times New Roman" w:cs="Times New Roman"/>
         <w:sz w:val="24"/>
         <w:szCs w:val="24"/>
         <w:lang w:val="en-US" w:eastAsia="zh-CN" w:bidi="ar-SA"/>
@@ -760,7 +1036,8 @@
     </w:rPrDefault>
     <w:pPrDefault>
       <w:pPr>
-        <w:spacing w:after="200"/>
+        <w:widowControl/>
+        <w:spacing w:after="0"/>
       </w:pPr>
     </w:pPrDefault>
   </w:docDefaults>
@@ -768,19 +1045,11 @@
   <w:style w:type="paragraph" w:default="1" w:styleId="Normal">
     <w:name w:val="Normal"/>
     <w:qFormat/>
-    <w:pPr>
-      <w:widowControl/>
-      <w:spacing w:before="0" w:after="0" w:line="240" w:lineRule="auto"/>
-    </w:pPr>
-    <w:rPr>
-      <w:rFonts w:ascii="EB Garamond" w:hAnsi="EB Garamond" w:eastAsia="EB Garamond" w:cs="EB Garamond"/>
-      <w:sz w:val="24"/>
-      <w:szCs w:val="24"/>
-    </w:rPr>
   </w:style>
   <w:style w:type="paragraph" w:styleId="BodyText">
     <w:name w:val="Body Text"/>
     <w:basedOn w:val="Normal"/>
+    <w:link w:val="BodyTextChar"/>
     <w:qFormat/>
     <w:pPr>
       <w:spacing w:before="0" w:after="0" w:line="552" w:lineRule="exact"/>
@@ -792,29 +1061,33 @@
     <w:basedOn w:val="BodyText"/>
     <w:next w:val="BodyText"/>
     <w:qFormat/>
-    <w:pPr>
-      <w:ind w:firstLine="720"/>
-    </w:pPr>
   </w:style>
   <w:style w:type="paragraph" w:customStyle="1" w:styleId="Compact">
     <w:name w:val="Compact"/>
     <w:basedOn w:val="BodyText"/>
     <w:qFormat/>
     <w:pPr>
-      <w:spacing w:before="0" w:after="0" w:line="240" w:lineRule="auto"/>
-      <w:ind w:firstLine="0"/>
+      <w:spacing w:before="36" w:after="36"/>
     </w:pPr>
   </w:style>
   <w:style w:type="paragraph" w:styleId="Title">
     <w:name w:val="Title"/>
     <w:basedOn w:val="Normal"/>
     <w:next w:val="BodyText"/>
-    <w:qFormat/>
-    <w:pPr>
-      <w:spacing w:before="0" w:after="0" w:line="240" w:lineRule="auto"/>
-      <w:ind w:firstLine="0"/>
+    <w:link w:val="TitleChar"/>
+    <w:uiPriority w:val="10"/>
+    <w:qFormat/>
+    <w:rsid w:val="00A10FD9"/>
+    <w:pPr>
+      <w:spacing w:after="80" w:line="240" w:lineRule="auto"/>
+      <w:contextualSpacing/>
       <w:jc w:val="center"/>
     </w:pPr>
+    <w:rPr>
+      <w:rFonts w:asciiTheme="majorHAnsi" w:eastAsiaTheme="majorEastAsia" w:hAnsiTheme="majorHAnsi" w:cstheme="majorBidi"/>
+      <w:sz w:val="56"/>
+      <w:szCs w:val="56"/>
+    </w:rPr>
   </w:style>
   <w:style w:type="character" w:customStyle="1" w:styleId="TitleChar">
     <w:name w:val="Title Char"/>
@@ -823,9 +1096,9 @@
     <w:uiPriority w:val="10"/>
     <w:rsid w:val="00A10FD9"/>
     <w:rPr>
-      <w:rFonts w:ascii="EB Garamond" w:hAnsi="EB Garamond" w:eastAsia="EB Garamond" w:cs="EB Garamond"/>
-      <w:sz w:val="24"/>
-      <w:szCs w:val="24"/>
+      <w:rFonts w:asciiTheme="majorHAnsi" w:eastAsiaTheme="majorEastAsia" w:hAnsiTheme="majorHAnsi" w:cstheme="majorBidi"/>
+      <w:sz w:val="56"/>
+      <w:szCs w:val="56"/>
     </w:rPr>
   </w:style>
   <w:style w:type="paragraph" w:styleId="Subtitle">
@@ -842,10 +1115,10 @@
       </w:numPr>
     </w:pPr>
     <w:rPr>
-      <w:rFonts w:ascii="EB Garamond" w:hAnsi="EB Garamond" w:eastAsia="EB Garamond" w:cs="EB Garamond"/>
+      <w:rFonts w:eastAsiaTheme="majorEastAsia" w:cstheme="majorBidi"/>
       <w:spacing w:val="15"/>
-      <w:sz w:val="24"/>
-      <w:szCs w:val="24"/>
+      <w:sz w:val="28"/>
+      <w:szCs w:val="28"/>
     </w:rPr>
   </w:style>
   <w:style w:type="character" w:customStyle="1" w:styleId="SubtitleChar">
@@ -855,10 +1128,11 @@
     <w:uiPriority w:val="11"/>
     <w:rsid w:val="00A10FD9"/>
     <w:rPr>
-      <w:rFonts w:ascii="EB Garamond" w:hAnsi="EB Garamond" w:eastAsia="EB Garamond" w:cs="EB Garamond"/>
+      <w:rFonts w:eastAsiaTheme="majorEastAsia" w:cstheme="majorBidi"/>
+      <w:color w:val="595959" w:themeColor="text1" w:themeTint="A6"/>
       <w:spacing w:val="15"/>
-      <w:sz w:val="24"/>
-      <w:szCs w:val="24"/>
+      <w:sz w:val="28"/>
+      <w:szCs w:val="28"/>
     </w:rPr>
   </w:style>
   <w:style w:type="paragraph" w:customStyle="1" w:styleId="Author">
@@ -902,8 +1176,8 @@
     </w:pPr>
     <w:rPr>
       <w:b/>
-      <w:sz w:val="24"/>
-      <w:szCs w:val="24"/>
+      <w:sz w:val="20"/>
+      <w:szCs w:val="20"/>
     </w:rPr>
   </w:style>
   <w:style w:type="paragraph" w:customStyle="1" w:styleId="Abstract">
@@ -917,8 +1191,8 @@
       <w:spacing w:before="100" w:after="300"/>
     </w:pPr>
     <w:rPr>
-      <w:sz w:val="24"/>
-      <w:szCs w:val="24"/>
+      <w:sz w:val="20"/>
+      <w:szCs w:val="20"/>
     </w:rPr>
   </w:style>
   <w:style w:type="paragraph" w:styleId="Bibliography">
@@ -933,56 +1207,78 @@
     <w:name w:val="heading 1"/>
     <w:basedOn w:val="Normal"/>
     <w:next w:val="BodyText"/>
+    <w:link w:val="Heading1Char"/>
     <w:uiPriority w:val="9"/>
     <w:qFormat/>
+    <w:rsid w:val="00A10FD9"/>
     <w:pPr>
       <w:keepNext/>
       <w:keepLines/>
-      <w:spacing w:before="240" w:after="240" w:line="240" w:lineRule="auto"/>
+      <w:spacing w:before="276" w:after="276" w:line="276" w:lineRule="exact"/>
       <w:ind w:firstLine="0"/>
       <w:jc w:val="center"/>
       <w:outlineLvl w:val="0"/>
     </w:pPr>
     <w:rPr>
+      <w:rFonts w:ascii="Times New Roman" w:hAnsi="Times New Roman" w:eastAsia="Times New Roman" w:cs="Times New Roman"/>
       <w:b/>
+      <w:bCs/>
       <w:caps/>
-      $sz
+      <w:color w:val="000000"/>
+      <w:sz w:val="24"/>
+      <w:szCs w:val="24"/>
     </w:rPr>
   </w:style>
   <w:style w:type="paragraph" w:styleId="Heading2">
     <w:name w:val="heading 2"/>
     <w:basedOn w:val="Normal"/>
     <w:next w:val="BodyText"/>
+    <w:link w:val="Heading2Char"/>
     <w:uiPriority w:val="9"/>
-    <w:qFormat/>
+    <w:semiHidden/>
+    <w:unhideWhenUsed/>
+    <w:qFormat/>
+    <w:rsid w:val="00A10FD9"/>
     <w:pPr>
       <w:keepNext/>
       <w:keepLines/>
-      <w:spacing w:before="240" w:after="240" w:line="240" w:lineRule="auto"/>
+      <w:spacing w:before="276" w:after="276" w:line="276" w:lineRule="exact"/>
       <w:ind w:firstLine="0"/>
       <w:outlineLvl w:val="1"/>
     </w:pPr>
     <w:rPr>
+      <w:rFonts w:ascii="Times New Roman" w:hAnsi="Times New Roman" w:eastAsia="Times New Roman" w:cs="Times New Roman"/>
       <w:b/>
-      $sz
+      <w:bCs/>
+      <w:color w:val="000000"/>
+      <w:sz w:val="24"/>
+      <w:szCs w:val="24"/>
     </w:rPr>
   </w:style>
   <w:style w:type="paragraph" w:styleId="Heading3">
     <w:name w:val="heading 3"/>
     <w:basedOn w:val="Normal"/>
     <w:next w:val="BodyText"/>
+    <w:link w:val="Heading3Char"/>
     <w:uiPriority w:val="9"/>
-    <w:qFormat/>
+    <w:semiHidden/>
+    <w:unhideWhenUsed/>
+    <w:qFormat/>
+    <w:rsid w:val="00A10FD9"/>
     <w:pPr>
       <w:keepNext/>
       <w:keepLines/>
-      <w:spacing w:before="240" w:after="240" w:line="240" w:lineRule="auto"/>
-      <w:ind w:left="720" w:firstLine="0"/>
+      <w:spacing w:before="276" w:after="276" w:line="276" w:lineRule="exact"/>
+      <w:ind w:firstLine="0"/>
       <w:outlineLvl w:val="2"/>
     </w:pPr>
     <w:rPr>
+      <w:rFonts w:ascii="Times New Roman" w:hAnsi="Times New Roman" w:eastAsia="Times New Roman" w:cs="Times New Roman"/>
       <w:b/>
-      $sz
+      <w:bCs/>
+      <w:color w:val="000000"/>
+      <w:sz w:val="24"/>
+      <w:szCs w:val="24"/>
     </w:rPr>
   </w:style>
   <w:style w:type="paragraph" w:styleId="Heading4">
@@ -998,13 +1294,18 @@
     <w:pPr>
       <w:keepNext/>
       <w:keepLines/>
-      <w:spacing w:before="80" w:after="40"/>
+      <w:spacing w:before="276" w:after="276" w:line="276" w:lineRule="exact"/>
+      <w:ind w:firstLine="0"/>
       <w:outlineLvl w:val="3"/>
     </w:pPr>
     <w:rPr>
-      <w:rFonts w:ascii="EB Garamond" w:hAnsi="EB Garamond" w:eastAsia="EB Garamond" w:cs="EB Garamond"/>
+      <w:rFonts w:ascii="Times New Roman" w:hAnsi="Times New Roman" w:eastAsia="Times New Roman" w:cs="Times New Roman"/>
+      <w:b/>
+      <w:bCs/>
       <w:i/>
-      <w:iCs/>
+      <w:color w:val="000000"/>
+      <w:sz w:val="24"/>
+      <w:szCs w:val="24"/>
     </w:rPr>
   </w:style>
   <w:style w:type="paragraph" w:styleId="Heading5">
@@ -1020,11 +1321,18 @@
     <w:pPr>
       <w:keepNext/>
       <w:keepLines/>
-      <w:spacing w:before="80" w:after="40"/>
+      <w:spacing w:before="276" w:after="276" w:line="276" w:lineRule="exact"/>
+      <w:ind w:firstLine="0"/>
       <w:outlineLvl w:val="4"/>
     </w:pPr>
     <w:rPr>
-      <w:rFonts w:ascii="EB Garamond" w:hAnsi="EB Garamond" w:eastAsia="EB Garamond" w:cs="EB Garamond"/>
+      <w:rFonts w:ascii="Times New Roman" w:hAnsi="Times New Roman" w:eastAsia="Times New Roman" w:cs="Times New Roman"/>
+      <w:b/>
+      <w:bCs/>
+      <w:i/>
+      <w:color w:val="000000"/>
+      <w:sz w:val="24"/>
+      <w:szCs w:val="24"/>
     </w:rPr>
   </w:style>
   <w:style w:type="paragraph" w:styleId="Heading6">
@@ -1044,9 +1352,10 @@
       <w:outlineLvl w:val="5"/>
     </w:pPr>
     <w:rPr>
-      <w:rFonts w:ascii="EB Garamond" w:hAnsi="EB Garamond" w:eastAsia="EB Garamond" w:cs="EB Garamond"/>
+      <w:rFonts w:eastAsiaTheme="majorEastAsia" w:cstheme="majorBidi"/>
       <w:i/>
       <w:iCs/>
+      <w:color w:val="595959" w:themeColor="text1" w:themeTint="A6"/>
     </w:rPr>
   </w:style>
   <w:style w:type="paragraph" w:styleId="Heading7">
@@ -1066,7 +1375,8 @@
       <w:outlineLvl w:val="6"/>
     </w:pPr>
     <w:rPr>
-      <w:rFonts w:ascii="EB Garamond" w:hAnsi="EB Garamond" w:eastAsia="EB Garamond" w:cs="EB Garamond"/>
+      <w:rFonts w:eastAsiaTheme="majorEastAsia" w:cstheme="majorBidi"/>
+      <w:color w:val="595959" w:themeColor="text1" w:themeTint="A6"/>
     </w:rPr>
   </w:style>
   <w:style w:type="paragraph" w:styleId="Heading8">
@@ -1086,9 +1396,10 @@
       <w:outlineLvl w:val="7"/>
     </w:pPr>
     <w:rPr>
-      <w:rFonts w:ascii="EB Garamond" w:hAnsi="EB Garamond" w:eastAsia="EB Garamond" w:cs="EB Garamond"/>
+      <w:rFonts w:eastAsiaTheme="majorEastAsia" w:cstheme="majorBidi"/>
       <w:i/>
       <w:iCs/>
+      <w:color w:val="272727" w:themeColor="text1" w:themeTint="D8"/>
     </w:rPr>
   </w:style>
   <w:style w:type="paragraph" w:styleId="Heading9">
@@ -1108,7 +1419,8 @@
       <w:outlineLvl w:val="8"/>
     </w:pPr>
     <w:rPr>
-      <w:rFonts w:ascii="EB Garamond" w:hAnsi="EB Garamond" w:eastAsia="EB Garamond" w:cs="EB Garamond"/>
+      <w:rFonts w:eastAsiaTheme="majorEastAsia" w:cstheme="majorBidi"/>
+      <w:color w:val="272727" w:themeColor="text1" w:themeTint="D8"/>
     </w:rPr>
   </w:style>
   <w:style w:type="character" w:customStyle="1" w:styleId="Heading1Char">
@@ -1118,9 +1430,10 @@
     <w:uiPriority w:val="9"/>
     <w:rsid w:val="00A10FD9"/>
     <w:rPr>
-      <w:rFonts w:ascii="EB Garamond" w:hAnsi="EB Garamond" w:eastAsia="EB Garamond" w:cs="EB Garamond"/>
-      <w:sz w:val="24"/>
-      <w:szCs w:val="24"/>
+      <w:rFonts w:asciiTheme="majorHAnsi" w:eastAsiaTheme="majorEastAsia" w:hAnsiTheme="majorHAnsi" w:cstheme="majorBidi"/>
+      <w:color w:val="0F4761" w:themeColor="accent1" w:themeShade="BF"/>
+      <w:sz w:val="40"/>
+      <w:szCs w:val="40"/>
     </w:rPr>
   </w:style>
   <w:style w:type="character" w:customStyle="1" w:styleId="Heading2Char">
@@ -1131,9 +1444,10 @@
     <w:semiHidden/>
     <w:rsid w:val="00A10FD9"/>
     <w:rPr>
-      <w:rFonts w:ascii="EB Garamond" w:hAnsi="EB Garamond" w:eastAsia="EB Garamond" w:cs="EB Garamond"/>
-      <w:sz w:val="24"/>
-      <w:szCs w:val="24"/>
+      <w:rFonts w:asciiTheme="majorHAnsi" w:eastAsiaTheme="majorEastAsia" w:hAnsiTheme="majorHAnsi" w:cstheme="majorBidi"/>
+      <w:color w:val="0F4761" w:themeColor="accent1" w:themeShade="BF"/>
+      <w:sz w:val="32"/>
+      <w:szCs w:val="32"/>
     </w:rPr>
   </w:style>
   <w:style w:type="character" w:customStyle="1" w:styleId="Heading3Char">
@@ -1144,9 +1458,10 @@
     <w:semiHidden/>
     <w:rsid w:val="00A10FD9"/>
     <w:rPr>
-      <w:rFonts w:ascii="EB Garamond" w:hAnsi="EB Garamond" w:eastAsia="EB Garamond" w:cs="EB Garamond"/>
-      <w:sz w:val="24"/>
-      <w:szCs w:val="24"/>
+      <w:rFonts w:eastAsiaTheme="majorEastAsia" w:cstheme="majorBidi"/>
+      <w:color w:val="0F4761" w:themeColor="accent1" w:themeShade="BF"/>
+      <w:sz w:val="28"/>
+      <w:szCs w:val="28"/>
     </w:rPr>
   </w:style>
   <w:style w:type="character" w:customStyle="1" w:styleId="Heading4Char">
@@ -1157,9 +1472,10 @@
     <w:semiHidden/>
     <w:rsid w:val="00A10FD9"/>
     <w:rPr>
-      <w:rFonts w:ascii="EB Garamond" w:hAnsi="EB Garamond" w:eastAsia="EB Garamond" w:cs="EB Garamond"/>
+      <w:rFonts w:eastAsiaTheme="majorEastAsia" w:cstheme="majorBidi"/>
       <w:i/>
       <w:iCs/>
+      <w:color w:val="0F4761" w:themeColor="accent1" w:themeShade="BF"/>
     </w:rPr>
   </w:style>
   <w:style w:type="character" w:customStyle="1" w:styleId="Heading5Char">
@@ -1170,7 +1486,8 @@
     <w:semiHidden/>
     <w:rsid w:val="00A10FD9"/>
     <w:rPr>
-      <w:rFonts w:ascii="EB Garamond" w:hAnsi="EB Garamond" w:eastAsia="EB Garamond" w:cs="EB Garamond"/>
+      <w:rFonts w:eastAsiaTheme="majorEastAsia" w:cstheme="majorBidi"/>
+      <w:color w:val="0F4761" w:themeColor="accent1" w:themeShade="BF"/>
     </w:rPr>
   </w:style>
   <w:style w:type="character" w:customStyle="1" w:styleId="Heading6Char">
@@ -1181,9 +1498,10 @@
     <w:semiHidden/>
     <w:rsid w:val="00A10FD9"/>
     <w:rPr>
-      <w:rFonts w:ascii="EB Garamond" w:hAnsi="EB Garamond" w:eastAsia="EB Garamond" w:cs="EB Garamond"/>
+      <w:rFonts w:eastAsiaTheme="majorEastAsia" w:cstheme="majorBidi"/>
       <w:i/>
       <w:iCs/>
+      <w:color w:val="595959" w:themeColor="text1" w:themeTint="A6"/>
     </w:rPr>
   </w:style>
   <w:style w:type="character" w:customStyle="1" w:styleId="Heading7Char">
@@ -1194,7 +1512,8 @@
     <w:semiHidden/>
     <w:rsid w:val="00A10FD9"/>
     <w:rPr>
-      <w:rFonts w:ascii="EB Garamond" w:hAnsi="EB Garamond" w:eastAsia="EB Garamond" w:cs="EB Garamond"/>
+      <w:rFonts w:eastAsiaTheme="majorEastAsia" w:cstheme="majorBidi"/>
+      <w:color w:val="595959" w:themeColor="text1" w:themeTint="A6"/>
     </w:rPr>
   </w:style>
   <w:style w:type="character" w:customStyle="1" w:styleId="Heading8Char">
@@ -1205,9 +1524,10 @@
     <w:semiHidden/>
     <w:rsid w:val="00A10FD9"/>
     <w:rPr>
-      <w:rFonts w:ascii="EB Garamond" w:hAnsi="EB Garamond" w:eastAsia="EB Garamond" w:cs="EB Garamond"/>
+      <w:rFonts w:eastAsiaTheme="majorEastAsia" w:cstheme="majorBidi"/>
       <w:i/>
       <w:iCs/>
+      <w:color w:val="272727" w:themeColor="text1" w:themeTint="D8"/>
     </w:rPr>
   </w:style>
   <w:style w:type="character" w:customStyle="1" w:styleId="Heading9Char">
@@ -1218,30 +1538,45 @@
     <w:semiHidden/>
     <w:rsid w:val="00A10FD9"/>
     <w:rPr>
-      <w:rFonts w:ascii="EB Garamond" w:hAnsi="EB Garamond" w:eastAsia="EB Garamond" w:cs="EB Garamond"/>
-    </w:rPr>
+      <w:rFonts w:eastAsiaTheme="majorEastAsia" w:cstheme="majorBidi"/>
+      <w:color w:val="272727" w:themeColor="text1" w:themeTint="D8"/>
+    </w:rPr>
+  </w:style>
+  <w:style w:type="paragraph" w:customStyle="1" w:styleId="ListItem">
+    <w:name w:val="List Item"/>
+    <w:basedOn w:val="BodyText"/>
+    <w:qFormat/>
+    <w:pPr>
+      <w:spacing w:before="0" w:after="0" w:line="552" w:lineRule="exact"/>
+      <w:ind w:left="720" w:hanging="720"/>
+    </w:pPr>
   </w:style>
   <w:style w:type="paragraph" w:styleId="BlockText">
     <w:name w:val="Block Text"/>
-    <w:basedOn w:val="Normal"/>
+    <w:basedOn w:val="BodyText"/>
     <w:next w:val="BodyText"/>
     <w:uiPriority w:val="9"/>
-    <w:qFormat/>
-    <w:pPr>
-      <w:spacing w:before="0" w:after="240" w:line="240" w:lineRule="auto"/>
-      <w:ind w:left="720" w:right="720" w:firstLine="0"/>
+    <w:unhideWhenUsed/>
+    <w:qFormat/>
+    <w:pPr>
+      <w:spacing w:before="276" w:after="276" w:line="276" w:lineRule="exact"/>
+      <w:ind w:firstLine="0" w:left="720" w:right="720"/>
     </w:pPr>
   </w:style>
   <w:style w:type="paragraph" w:styleId="FootnoteText">
-    <w:name w:val="footnote text"/>
+    <w:name w:val="Footnote Text"/>
     <w:basedOn w:val="Normal"/>
+    <w:next w:val="FootnoteText"/>
     <w:uiPriority w:val="9"/>
     <w:unhideWhenUsed/>
-    <w:pPr>
-      <w:spacing w:before="0" w:after="120" w:line="240" w:lineRule="auto"/>
-      <w:ind w:firstLine="0"/>
-    </w:pPr>
-    <w:rPr>$sz</w:rPr>
+    <w:qFormat/>
+    <w:pPr>
+      <w:spacing w:before="0" w:after="140" w:line="276" w:lineRule="exact"/>
+    </w:pPr>
+    <w:rPr>
+      <w:sz w:val="24"/>
+      <w:szCs w:val="24"/>
+    </w:rPr>
   </w:style>
   <w:style w:type="paragraph" w:styleId="FootnoteBlockText">
     <w:name w:val="Footnote Block Text"/>
@@ -1251,8 +1586,8 @@
     <w:unhideWhenUsed/>
     <w:qFormat/>
     <w:pPr>
-      <w:spacing w:before="100" w:after="100"/>
-      <w:ind w:firstLine="0" w:left="480" w:right="480"/>
+      <w:spacing w:before="276" w:after="276"/>
+      <w:ind w:firstLine="0" w:left="720" w:right="720"/>
     </w:pPr>
   </w:style>
   <w:style w:type="character" w:default="1" w:styleId="DefaultParagraphFont">
@@ -1341,8 +1676,8 @@
     <w:name w:val="Verbatim Char"/>
     <w:basedOn w:val="BodyTextChar"/>
     <w:rPr>
-      <w:rFonts w:ascii="EB Garamond" w:hAnsi="EB Garamond" w:eastAsia="EB Garamond" w:cs="EB Garamond"/>
-      <w:sz w:val="24"/>
+      <w:rFonts w:ascii="Consolas" w:hAnsi="Consolas"/>
+      <w:sz w:val="22"/>
     </w:rPr>
   </w:style>
   <w:style w:type="character" w:customStyle="1" w:styleId="SectionNumber">
@@ -1360,6 +1695,7 @@
     <w:name w:val="Hyperlink"/>
     <w:basedOn w:val="BodyTextChar"/>
     <w:rPr>
+      <w:color w:val="000000"/>
     </w:rPr>
   </w:style>
   <w:style w:type="paragraph" w:styleId="TOCHeading">
@@ -1374,67 +1710,27 @@
       <w:outlineLvl w:val="9"/>
     </w:pPr>
     <w:rPr>
-      <w:rFonts w:ascii="EB Garamond" w:hAnsi="EB Garamond" w:eastAsia="EB Garamond" w:cs="EB Garamond"/>
+      <w:rFonts w:asciiTheme="majorHAnsi" w:eastAsiaTheme="majorEastAsia" w:hAnsiTheme="majorHAnsi" w:cstheme="majorBidi"/>
       <w:b w:val="0"/>
       <w:bCs w:val="0"/>
-    </w:rPr>
-  </w:style>
-  <w:style w:type="paragraph" w:customStyle="1" w:styleId="Centered">
-    <w:name w:val="Centered"/>
-    <w:basedOn w:val="Normal"/>
-    <w:qFormat/>
-    <w:pPr>
-      <w:spacing w:before="0" w:after="0" w:line="240" w:lineRule="auto"/>
-      <w:ind w:firstLine="0"/>
-      <w:jc w:val="center"/>
-    </w:pPr>
-  </w:style>
-  <w:style w:type="paragraph" w:styleId="Footer">
-    <w:name w:val="footer"/>
-    <w:basedOn w:val="Normal"/>
-    <w:uiPriority w:val="99"/>
-    <w:unhideWhenUsed/>
-    <w:pPr>
-      <w:spacing w:before="0" w:after="0" w:line="240" w:lineRule="auto"/>
-      <w:ind w:firstLine="0"/>
-      <w:jc w:val="center"/>
-    </w:pPr>
-    <w:rPr>$sz</w:rPr>
-  </w:style>
-  <w:style w:type="paragraph" w:customStyle="1" w:styleId="Numbered">
-    <w:name w:val="Numbered"/>
+      <w:color w:val="365F91" w:themeColor="accent1" w:themeShade="BF"/>
+    </w:rPr>
+  </w:style>
+  <w:style w:type="paragraph" w:customStyle="1" w:styleId="BodyTextNote">
+    <w:name w:val="Body Text Note"/>
     <w:basedOn w:val="BodyText"/>
     <w:qFormat/>
     <w:pPr>
-      <w:spacing w:before="0" w:after="0" w:line="552" w:lineRule="exact"/>
-      <w:ind w:firstLine="720"/>
-    </w:pPr>
-  </w:style>
-  <w:style w:type="paragraph" w:customStyle="1" w:styleId="PropertyList">
-    <w:name w:val="Property List"/>
-    <w:basedOn w:val="Single"/>
-    <w:qFormat/>
-    <w:pPr>
-      <w:spacing w:before="120" w:after="240" w:line="240" w:lineRule="auto"/>
-      <w:ind w:left="1440" w:firstLine="0"/>
-    </w:pPr>
-  </w:style>
-  <w:style w:type="paragraph" w:customStyle="1" w:styleId="SigBlock">
-    <w:name w:val="Signature Block"/>
-    <w:basedOn w:val="Single"/>
-    <w:qFormat/>
-    <w:pPr>
-      <w:spacing w:before="0" w:after="0" w:line="240" w:lineRule="auto"/>
-      <w:ind w:left="4680" w:firstLine="0"/>
-    </w:pPr>
-  </w:style>
-  <w:style w:type="paragraph" w:customStyle="1" w:styleId="Single">
-    <w:name w:val="Single"/>
-    <w:basedOn w:val="Normal"/>
-    <w:qFormat/>
-    <w:pPr>
-      <w:spacing w:before="0" w:after="0" w:line="240" w:lineRule="auto"/>
-      <w:ind w:firstLine="0"/>
+      <w:widowControl w:val="0"/>
+    </w:pPr>
+  </w:style>
+  <w:style w:type="paragraph" w:customStyle="1" w:styleId="BodyTextKeep">
+    <w:name w:val="Body Text Keep"/>
+    <w:basedOn w:val="BodyText"/>
+    <w:qFormat/>
+    <w:pPr>
+      <w:keepNext/>
+      <w:keepLines/>
     </w:pPr>
   </w:style>
   <w:style w:type="paragraph" w:customStyle="1" w:styleId="SourceCode">
